--- a/downloads/mspss_student_sheet.docx
+++ b/downloads/mspss_student_sheet.docx
@@ -84,7 +84,7 @@
           <w:rFonts w:ascii="Arial" w:hAnsi="Arial" w:eastAsia="Arial"/>
           <w:sz w:val="20"/>
         </w:rPr>
-        <w:t xml:space="preserve">4 - Не знаю</w:t>
+        <w:t xml:space="preserve">4 - Ни согласен, ни не согласен</w:t>
       </w:r>
     </w:p>
     <w:p>
